--- a/py/plantillas/boletin_plantilla.docx
+++ b/py/plantillas/boletin_plantilla.docx
@@ -205,17 +205,7 @@
           <w:szCs w:val="18"/>
           <w:lang w:val="es-VE" w:eastAsia="es-ES"/>
         </w:rPr>
-        <w:t xml:space="preserve"> </w:t>
-      </w:r>
-      <w:r>
-        <w:rPr>
-          <w:rFonts w:ascii="Times New Roman" w:eastAsia="Times New Roman" w:hAnsi="Times New Roman" w:cs="Times New Roman"/>
-          <w:b/>
-          <w:sz w:val="18"/>
-          <w:szCs w:val="18"/>
-          <w:lang w:val="es-VE" w:eastAsia="es-ES"/>
-        </w:rPr>
-        <w:t>- 202</w:t>
+        <w:t xml:space="preserve"> - 202</w:t>
       </w:r>
       <w:r>
         <w:rPr>
@@ -439,10 +429,16 @@
             </w:r>
             <w:proofErr w:type="gramStart"/>
             <w:r>
+              <w:rPr>
+                <w:rFonts w:ascii="Times New Roman" w:hAnsi="Times New Roman" w:cs="Times New Roman"/>
+              </w:rPr>
               <w:t>{{ cedula</w:t>
             </w:r>
             <w:proofErr w:type="gramEnd"/>
             <w:r>
+              <w:rPr>
+                <w:rFonts w:ascii="Times New Roman" w:hAnsi="Times New Roman" w:cs="Times New Roman"/>
+              </w:rPr>
               <w:t xml:space="preserve"> }}</w:t>
             </w:r>
           </w:p>
@@ -485,18 +481,30 @@
             </w:r>
             <w:proofErr w:type="gramStart"/>
             <w:r>
+              <w:rPr>
+                <w:rFonts w:ascii="Times New Roman" w:hAnsi="Times New Roman" w:cs="Times New Roman"/>
+              </w:rPr>
               <w:t xml:space="preserve">{{ </w:t>
             </w:r>
             <w:proofErr w:type="spellStart"/>
             <w:r>
+              <w:rPr>
+                <w:rFonts w:ascii="Times New Roman" w:hAnsi="Times New Roman" w:cs="Times New Roman"/>
+              </w:rPr>
               <w:t>fecha</w:t>
             </w:r>
             <w:proofErr w:type="gramEnd"/>
             <w:r>
+              <w:rPr>
+                <w:rFonts w:ascii="Times New Roman" w:hAnsi="Times New Roman" w:cs="Times New Roman"/>
+              </w:rPr>
               <w:t>_nacimiento</w:t>
             </w:r>
             <w:proofErr w:type="spellEnd"/>
             <w:r>
+              <w:rPr>
+                <w:rFonts w:ascii="Times New Roman" w:hAnsi="Times New Roman" w:cs="Times New Roman"/>
+              </w:rPr>
               <w:t xml:space="preserve"> }}</w:t>
             </w:r>
           </w:p>
@@ -604,10 +612,16 @@
             </w:r>
             <w:proofErr w:type="gramStart"/>
             <w:r>
+              <w:rPr>
+                <w:rFonts w:ascii="Times New Roman" w:hAnsi="Times New Roman" w:cs="Times New Roman"/>
+              </w:rPr>
               <w:t>{{ docentes</w:t>
             </w:r>
             <w:proofErr w:type="gramEnd"/>
             <w:r>
+              <w:rPr>
+                <w:rFonts w:ascii="Times New Roman" w:hAnsi="Times New Roman" w:cs="Times New Roman"/>
+              </w:rPr>
               <w:t xml:space="preserve"> }}</w:t>
             </w:r>
           </w:p>
@@ -644,10 +658,16 @@
             </w:r>
             <w:proofErr w:type="gramStart"/>
             <w:r>
+              <w:rPr>
+                <w:rFonts w:ascii="Times New Roman" w:hAnsi="Times New Roman" w:cs="Times New Roman"/>
+              </w:rPr>
               <w:t>{{ representante</w:t>
             </w:r>
             <w:proofErr w:type="gramEnd"/>
             <w:r>
+              <w:rPr>
+                <w:rFonts w:ascii="Times New Roman" w:hAnsi="Times New Roman" w:cs="Times New Roman"/>
+              </w:rPr>
               <w:t xml:space="preserve"> }}</w:t>
             </w:r>
           </w:p>
@@ -728,10 +748,16 @@
       </w:r>
       <w:proofErr w:type="gramStart"/>
       <w:r>
+        <w:rPr>
+          <w:rFonts w:ascii="Times New Roman" w:hAnsi="Times New Roman" w:cs="Times New Roman"/>
+        </w:rPr>
         <w:t>{{ nivel</w:t>
       </w:r>
       <w:proofErr w:type="gramEnd"/>
       <w:r>
+        <w:rPr>
+          <w:rFonts w:ascii="Times New Roman" w:hAnsi="Times New Roman" w:cs="Times New Roman"/>
+        </w:rPr>
         <w:t xml:space="preserve"> }}</w:t>
       </w:r>
       <w:r>
@@ -763,6 +789,9 @@
         <w:t xml:space="preserve"> “</w:t>
       </w:r>
       <w:r>
+        <w:rPr>
+          <w:rFonts w:ascii="Times New Roman" w:hAnsi="Times New Roman" w:cs="Times New Roman"/>
+        </w:rPr>
         <w:t>{{ letra }}</w:t>
       </w:r>
       <w:r>
@@ -913,6 +942,7 @@
       </w:pPr>
       <w:r>
         <w:rPr>
+          <w:rFonts w:ascii="Times New Roman" w:hAnsi="Times New Roman" w:cs="Times New Roman"/>
           <w:lang w:val="en-US"/>
         </w:rPr>
         <w:t xml:space="preserve">{% for </w:t>
@@ -920,6 +950,7 @@
       <w:proofErr w:type="spellStart"/>
       <w:r>
         <w:rPr>
+          <w:rFonts w:ascii="Times New Roman" w:hAnsi="Times New Roman" w:cs="Times New Roman"/>
           <w:lang w:val="en-US"/>
         </w:rPr>
         <w:t>ind</w:t>
@@ -927,6 +958,7 @@
       <w:proofErr w:type="spellEnd"/>
       <w:r>
         <w:rPr>
+          <w:rFonts w:ascii="Times New Roman" w:hAnsi="Times New Roman" w:cs="Times New Roman"/>
           <w:lang w:val="en-US"/>
         </w:rPr>
         <w:t xml:space="preserve"> in </w:t>
@@ -934,6 +966,7 @@
       <w:proofErr w:type="spellStart"/>
       <w:r>
         <w:rPr>
+          <w:rFonts w:ascii="Times New Roman" w:hAnsi="Times New Roman" w:cs="Times New Roman"/>
           <w:lang w:val="en-US"/>
         </w:rPr>
         <w:t>ind_formacion</w:t>
@@ -941,6 +974,7 @@
       <w:proofErr w:type="spellEnd"/>
       <w:r>
         <w:rPr>
+          <w:rFonts w:ascii="Times New Roman" w:hAnsi="Times New Roman" w:cs="Times New Roman"/>
           <w:lang w:val="en-US"/>
         </w:rPr>
         <w:t xml:space="preserve"> %} • </w:t>
@@ -948,6 +982,7 @@
       <w:proofErr w:type="gramStart"/>
       <w:r>
         <w:rPr>
+          <w:rFonts w:ascii="Times New Roman" w:hAnsi="Times New Roman" w:cs="Times New Roman"/>
           <w:lang w:val="en-US"/>
         </w:rPr>
         <w:t xml:space="preserve">{{ </w:t>
@@ -955,6 +990,7 @@
       <w:proofErr w:type="spellStart"/>
       <w:r>
         <w:rPr>
+          <w:rFonts w:ascii="Times New Roman" w:hAnsi="Times New Roman" w:cs="Times New Roman"/>
           <w:lang w:val="en-US"/>
         </w:rPr>
         <w:t>ind</w:t>
@@ -963,6 +999,7 @@
       <w:proofErr w:type="gramEnd"/>
       <w:r>
         <w:rPr>
+          <w:rFonts w:ascii="Times New Roman" w:hAnsi="Times New Roman" w:cs="Times New Roman"/>
           <w:lang w:val="en-US"/>
         </w:rPr>
         <w:t xml:space="preserve"> }} {% </w:t>
@@ -970,6 +1007,7 @@
       <w:proofErr w:type="spellStart"/>
       <w:r>
         <w:rPr>
+          <w:rFonts w:ascii="Times New Roman" w:hAnsi="Times New Roman" w:cs="Times New Roman"/>
           <w:lang w:val="en-US"/>
         </w:rPr>
         <w:t>endfor</w:t>
@@ -977,6 +1015,7 @@
       <w:proofErr w:type="spellEnd"/>
       <w:r>
         <w:rPr>
+          <w:rFonts w:ascii="Times New Roman" w:hAnsi="Times New Roman" w:cs="Times New Roman"/>
           <w:lang w:val="en-US"/>
         </w:rPr>
         <w:t xml:space="preserve"> %}</w:t>
@@ -1092,6 +1131,7 @@
       </w:pPr>
       <w:r>
         <w:rPr>
+          <w:rFonts w:ascii="Times New Roman" w:hAnsi="Times New Roman" w:cs="Times New Roman"/>
           <w:lang w:val="en-US"/>
         </w:rPr>
         <w:t xml:space="preserve">{% for </w:t>
@@ -1099,6 +1139,7 @@
       <w:proofErr w:type="spellStart"/>
       <w:r>
         <w:rPr>
+          <w:rFonts w:ascii="Times New Roman" w:hAnsi="Times New Roman" w:cs="Times New Roman"/>
           <w:lang w:val="en-US"/>
         </w:rPr>
         <w:t>ind</w:t>
@@ -1106,6 +1147,7 @@
       <w:proofErr w:type="spellEnd"/>
       <w:r>
         <w:rPr>
+          <w:rFonts w:ascii="Times New Roman" w:hAnsi="Times New Roman" w:cs="Times New Roman"/>
           <w:lang w:val="en-US"/>
         </w:rPr>
         <w:t xml:space="preserve"> in </w:t>
@@ -1113,6 +1155,7 @@
       <w:proofErr w:type="spellStart"/>
       <w:r>
         <w:rPr>
+          <w:rFonts w:ascii="Times New Roman" w:hAnsi="Times New Roman" w:cs="Times New Roman"/>
           <w:lang w:val="en-US"/>
         </w:rPr>
         <w:t>ind_ambiente</w:t>
@@ -1120,6 +1163,7 @@
       <w:proofErr w:type="spellEnd"/>
       <w:r>
         <w:rPr>
+          <w:rFonts w:ascii="Times New Roman" w:hAnsi="Times New Roman" w:cs="Times New Roman"/>
           <w:lang w:val="en-US"/>
         </w:rPr>
         <w:t xml:space="preserve"> %} • </w:t>
@@ -1127,6 +1171,7 @@
       <w:proofErr w:type="gramStart"/>
       <w:r>
         <w:rPr>
+          <w:rFonts w:ascii="Times New Roman" w:hAnsi="Times New Roman" w:cs="Times New Roman"/>
           <w:lang w:val="en-US"/>
         </w:rPr>
         <w:t xml:space="preserve">{{ </w:t>
@@ -1134,6 +1179,7 @@
       <w:proofErr w:type="spellStart"/>
       <w:r>
         <w:rPr>
+          <w:rFonts w:ascii="Times New Roman" w:hAnsi="Times New Roman" w:cs="Times New Roman"/>
           <w:lang w:val="en-US"/>
         </w:rPr>
         <w:t>ind</w:t>
@@ -1142,6 +1188,7 @@
       <w:proofErr w:type="gramEnd"/>
       <w:r>
         <w:rPr>
+          <w:rFonts w:ascii="Times New Roman" w:hAnsi="Times New Roman" w:cs="Times New Roman"/>
           <w:lang w:val="en-US"/>
         </w:rPr>
         <w:t xml:space="preserve"> }} {% </w:t>
@@ -1149,6 +1196,7 @@
       <w:proofErr w:type="spellStart"/>
       <w:r>
         <w:rPr>
+          <w:rFonts w:ascii="Times New Roman" w:hAnsi="Times New Roman" w:cs="Times New Roman"/>
           <w:lang w:val="en-US"/>
         </w:rPr>
         <w:t>endfor</w:t>
@@ -1156,6 +1204,7 @@
       <w:proofErr w:type="spellEnd"/>
       <w:r>
         <w:rPr>
+          <w:rFonts w:ascii="Times New Roman" w:hAnsi="Times New Roman" w:cs="Times New Roman"/>
           <w:lang w:val="en-US"/>
         </w:rPr>
         <w:t xml:space="preserve"> %}</w:t>
@@ -1273,6 +1322,7 @@
       </w:pPr>
       <w:r>
         <w:rPr>
+          <w:rFonts w:ascii="Times New Roman" w:hAnsi="Times New Roman" w:cs="Times New Roman"/>
           <w:lang w:val="en-US"/>
         </w:rPr>
         <w:t xml:space="preserve">{% for </w:t>
@@ -1280,6 +1330,7 @@
       <w:proofErr w:type="spellStart"/>
       <w:r>
         <w:rPr>
+          <w:rFonts w:ascii="Times New Roman" w:hAnsi="Times New Roman" w:cs="Times New Roman"/>
           <w:lang w:val="en-US"/>
         </w:rPr>
         <w:t>ind</w:t>
@@ -1287,6 +1338,7 @@
       <w:proofErr w:type="spellEnd"/>
       <w:r>
         <w:rPr>
+          <w:rFonts w:ascii="Times New Roman" w:hAnsi="Times New Roman" w:cs="Times New Roman"/>
           <w:lang w:val="en-US"/>
         </w:rPr>
         <w:t xml:space="preserve"> in </w:t>
@@ -1294,6 +1346,7 @@
       <w:proofErr w:type="spellStart"/>
       <w:r>
         <w:rPr>
+          <w:rFonts w:ascii="Times New Roman" w:hAnsi="Times New Roman" w:cs="Times New Roman"/>
           <w:lang w:val="en-US"/>
         </w:rPr>
         <w:t>ind_comunicacion</w:t>
@@ -1301,6 +1354,7 @@
       <w:proofErr w:type="spellEnd"/>
       <w:r>
         <w:rPr>
+          <w:rFonts w:ascii="Times New Roman" w:hAnsi="Times New Roman" w:cs="Times New Roman"/>
           <w:lang w:val="en-US"/>
         </w:rPr>
         <w:t xml:space="preserve"> %} • </w:t>
@@ -1308,6 +1362,7 @@
       <w:proofErr w:type="gramStart"/>
       <w:r>
         <w:rPr>
+          <w:rFonts w:ascii="Times New Roman" w:hAnsi="Times New Roman" w:cs="Times New Roman"/>
           <w:lang w:val="en-US"/>
         </w:rPr>
         <w:t xml:space="preserve">{{ </w:t>
@@ -1315,6 +1370,7 @@
       <w:proofErr w:type="spellStart"/>
       <w:r>
         <w:rPr>
+          <w:rFonts w:ascii="Times New Roman" w:hAnsi="Times New Roman" w:cs="Times New Roman"/>
           <w:lang w:val="en-US"/>
         </w:rPr>
         <w:t>ind</w:t>
@@ -1323,6 +1379,7 @@
       <w:proofErr w:type="gramEnd"/>
       <w:r>
         <w:rPr>
+          <w:rFonts w:ascii="Times New Roman" w:hAnsi="Times New Roman" w:cs="Times New Roman"/>
           <w:lang w:val="en-US"/>
         </w:rPr>
         <w:t xml:space="preserve"> }} {% </w:t>
@@ -1330,6 +1387,7 @@
       <w:proofErr w:type="spellStart"/>
       <w:r>
         <w:rPr>
+          <w:rFonts w:ascii="Times New Roman" w:hAnsi="Times New Roman" w:cs="Times New Roman"/>
           <w:lang w:val="en-US"/>
         </w:rPr>
         <w:t>endfor</w:t>
@@ -1337,6 +1395,7 @@
       <w:proofErr w:type="spellEnd"/>
       <w:r>
         <w:rPr>
+          <w:rFonts w:ascii="Times New Roman" w:hAnsi="Times New Roman" w:cs="Times New Roman"/>
           <w:lang w:val="en-US"/>
         </w:rPr>
         <w:t xml:space="preserve"> %}</w:t>
@@ -1423,7 +1482,7 @@
           <w:bCs/>
           <w:sz w:val="18"/>
           <w:szCs w:val="18"/>
-          <w:lang w:val="en-US"/>
+          <w:lang w:val="es-VE"/>
         </w:rPr>
       </w:pPr>
       <w:r>
@@ -1444,18 +1503,30 @@
         <w:spacing w:after="120"/>
         <w:ind w:left="-624"/>
         <w:jc w:val="both"/>
+        <w:rPr>
+          <w:rFonts w:ascii="Times New Roman" w:hAnsi="Times New Roman" w:cs="Times New Roman"/>
+        </w:rPr>
       </w:pPr>
       <w:proofErr w:type="gramStart"/>
       <w:r>
+        <w:rPr>
+          <w:rFonts w:ascii="Times New Roman" w:hAnsi="Times New Roman" w:cs="Times New Roman"/>
+        </w:rPr>
         <w:t xml:space="preserve">{{ </w:t>
       </w:r>
       <w:proofErr w:type="spellStart"/>
       <w:r>
+        <w:rPr>
+          <w:rFonts w:ascii="Times New Roman" w:hAnsi="Times New Roman" w:cs="Times New Roman"/>
+        </w:rPr>
         <w:t>recomendacion</w:t>
       </w:r>
       <w:proofErr w:type="spellEnd"/>
       <w:proofErr w:type="gramEnd"/>
       <w:r>
+        <w:rPr>
+          <w:rFonts w:ascii="Times New Roman" w:hAnsi="Times New Roman" w:cs="Times New Roman"/>
+        </w:rPr>
         <w:t xml:space="preserve"> }}</w:t>
       </w:r>
     </w:p>
@@ -1467,6 +1538,9 @@
         <w:spacing w:after="120"/>
         <w:ind w:left="-624"/>
         <w:jc w:val="both"/>
+        <w:rPr>
+          <w:rFonts w:ascii="Times New Roman" w:hAnsi="Times New Roman" w:cs="Times New Roman"/>
+        </w:rPr>
       </w:pPr>
     </w:p>
     <w:p>
@@ -1477,6 +1551,9 @@
         <w:spacing w:after="120"/>
         <w:ind w:left="-624"/>
         <w:jc w:val="both"/>
+        <w:rPr>
+          <w:rFonts w:ascii="Times New Roman" w:hAnsi="Times New Roman" w:cs="Times New Roman"/>
+        </w:rPr>
       </w:pPr>
     </w:p>
     <w:p>
@@ -1487,6 +1564,9 @@
         <w:spacing w:after="120"/>
         <w:ind w:left="-624"/>
         <w:jc w:val="both"/>
+        <w:rPr>
+          <w:rFonts w:ascii="Times New Roman" w:hAnsi="Times New Roman" w:cs="Times New Roman"/>
+        </w:rPr>
       </w:pPr>
     </w:p>
     <w:p>
@@ -1502,14 +1582,14 @@
           <w:bCs/>
           <w:sz w:val="18"/>
           <w:szCs w:val="18"/>
-          <w:lang w:val="en-US"/>
+          <w:lang w:val="es-VE"/>
         </w:rPr>
       </w:pPr>
     </w:p>
     <w:p>
       <w:pPr>
         <w:rPr>
-          <w:rFonts w:ascii="Arial" w:hAnsi="Arial" w:cs="Arial"/>
+          <w:rFonts w:ascii="Times New Roman" w:hAnsi="Times New Roman" w:cs="Times New Roman"/>
           <w:b/>
           <w:sz w:val="18"/>
           <w:szCs w:val="18"/>
@@ -1721,7 +1801,7 @@
       </w:r>
       <w:r>
         <w:rPr>
-          <w:rFonts w:ascii="Arial" w:hAnsi="Arial" w:cs="Arial"/>
+          <w:rFonts w:ascii="Times New Roman" w:hAnsi="Times New Roman" w:cs="Times New Roman"/>
           <w:b/>
           <w:sz w:val="18"/>
           <w:szCs w:val="18"/>
@@ -1733,7 +1813,7 @@
       <w:pPr>
         <w:ind w:left="-567"/>
         <w:rPr>
-          <w:rFonts w:ascii="Arial" w:hAnsi="Arial" w:cs="Arial"/>
+          <w:rFonts w:ascii="Times New Roman" w:hAnsi="Times New Roman" w:cs="Times New Roman"/>
           <w:b/>
           <w:sz w:val="18"/>
           <w:szCs w:val="18"/>
@@ -1756,25 +1836,7 @@
           <w:sz w:val="18"/>
           <w:szCs w:val="18"/>
         </w:rPr>
-        <w:t>Director(a)</w:t>
-      </w:r>
-      <w:r>
-        <w:rPr>
-          <w:rFonts w:ascii="Times New Roman" w:hAnsi="Times New Roman" w:cs="Times New Roman"/>
-          <w:b/>
-          <w:sz w:val="18"/>
-          <w:szCs w:val="18"/>
-        </w:rPr>
-        <w:t>:</w:t>
-      </w:r>
-      <w:r>
-        <w:rPr>
-          <w:rFonts w:ascii="Times New Roman" w:hAnsi="Times New Roman" w:cs="Times New Roman"/>
-          <w:b/>
-          <w:sz w:val="18"/>
-          <w:szCs w:val="18"/>
-        </w:rPr>
-        <w:t xml:space="preserve">                                                    </w:t>
+        <w:t xml:space="preserve">Director(a):                                                    </w:t>
       </w:r>
       <w:r>
         <w:rPr>
@@ -1811,61 +1873,7 @@
           <w:sz w:val="18"/>
           <w:szCs w:val="18"/>
         </w:rPr>
-        <w:t xml:space="preserve">                                                     </w:t>
-      </w:r>
-      <w:r>
-        <w:rPr>
-          <w:rFonts w:ascii="Times New Roman" w:hAnsi="Times New Roman" w:cs="Times New Roman"/>
-          <w:b/>
-          <w:sz w:val="18"/>
-          <w:szCs w:val="18"/>
-        </w:rPr>
-        <w:t xml:space="preserve"> </w:t>
-      </w:r>
-      <w:r>
-        <w:rPr>
-          <w:rFonts w:ascii="Times New Roman" w:hAnsi="Times New Roman" w:cs="Times New Roman"/>
-          <w:b/>
-          <w:sz w:val="18"/>
-          <w:szCs w:val="18"/>
-        </w:rPr>
-        <w:t xml:space="preserve"> </w:t>
-      </w:r>
-      <w:r>
-        <w:rPr>
-          <w:rFonts w:ascii="Times New Roman" w:hAnsi="Times New Roman" w:cs="Times New Roman"/>
-          <w:b/>
-          <w:sz w:val="18"/>
-          <w:szCs w:val="18"/>
-        </w:rPr>
-        <w:t xml:space="preserve">          </w:t>
-      </w:r>
-      <w:r>
-        <w:rPr>
-          <w:rFonts w:ascii="Times New Roman" w:hAnsi="Times New Roman" w:cs="Times New Roman"/>
-          <w:b/>
-          <w:sz w:val="18"/>
-          <w:szCs w:val="18"/>
-        </w:rPr>
-        <w:t>Docente</w:t>
-      </w:r>
-      <w:r>
-        <w:rPr>
-          <w:rFonts w:ascii="Times New Roman" w:hAnsi="Times New Roman" w:cs="Times New Roman"/>
-          <w:b/>
-          <w:sz w:val="18"/>
-          <w:szCs w:val="18"/>
-        </w:rPr>
-        <w:t>:</w:t>
-      </w:r>
-      <w:r>
-        <w:rPr>
-          <w:rFonts w:ascii="Times New Roman" w:hAnsi="Times New Roman" w:cs="Times New Roman"/>
-          <w:b/>
-          <w:sz w:val="18"/>
-          <w:szCs w:val="18"/>
-        </w:rPr>
-        <w:t xml:space="preserve">     </w:t>
+        <w:t xml:space="preserve">                                                                 Docente:     </w:t>
       </w:r>
     </w:p>
     <w:p>
